--- a/word_reports/LP_0077_위치_215_Berlin_Love Life.docx
+++ b/word_reports/LP_0077_위치_215_Berlin_Love Life.docx
@@ -4,7 +4,7 @@
   <w:body>
     <w:p>
       <w:pPr>
-        <w:spacing w:after="280"/>
+        <w:spacing w:after="80"/>
       </w:pPr>
       <w:r>
         <w:rPr w:rFonts="맑은 고딕">
@@ -13,94 +13,47 @@
           <w:color w:val="1E3A8A"/>
           <w:sz w:val="30"/>
         </w:rPr>
-        <w:t>[215] Berlin - Love Life</w:t>
+        <w:t>Berlin (베를린) - Love Life</w:t>
       </w:r>
     </w:p>
     <w:p>
       <w:pPr>
-        <w:spacing w:after="320"/>
+        <w:spacing w:after="240"/>
       </w:pPr>
       <w:r>
         <w:rPr w:rFonts="맑은 고딕">
           <w:rFonts w:ascii="맑은 고딕" w:hAnsi="맑은 고딕" w:eastAsia="맑은 고딕"/>
           <w:b/>
-          <w:sz w:val="20"/>
+          <w:color w:val="4B5563"/>
+          <w:sz w:val="22"/>
         </w:rPr>
-        <w:t>■ 위치 : 215</w:t>
-        <w:br/>
-      </w:r>
-      <w:r>
-        <w:rPr w:rFonts="맑은 고딕">
-          <w:rFonts w:ascii="맑은 고딕" w:hAnsi="맑은 고딕" w:eastAsia="맑은 고딕"/>
-          <w:b/>
-          <w:sz w:val="20"/>
-        </w:rPr>
-        <w:t>■ 아티스트 : Berlin</w:t>
-        <w:br/>
-      </w:r>
-      <w:r>
-        <w:rPr w:rFonts="맑은 고딕">
-          <w:rFonts w:ascii="맑은 고딕" w:hAnsi="맑은 고딕" w:eastAsia="맑은 고딕"/>
-          <w:b/>
-          <w:sz w:val="20"/>
-        </w:rPr>
-        <w:t>■ 앨범명 : Love Life</w:t>
-        <w:br/>
-      </w:r>
-      <w:r>
-        <w:rPr w:rFonts="맑은 고딕">
-          <w:rFonts w:ascii="맑은 고딕" w:hAnsi="맑은 고딕" w:eastAsia="맑은 고딕"/>
-          <w:b w:val="0"/>
-          <w:sz w:val="20"/>
-        </w:rPr>
-        <w:t>■ 음반 레이블 : Geffen Records</w:t>
-        <w:br/>
-      </w:r>
-      <w:r>
-        <w:rPr w:rFonts="맑은 고딕">
-          <w:rFonts w:ascii="맑은 고딕" w:hAnsi="맑은 고딕" w:eastAsia="맑은 고딕"/>
-          <w:b w:val="0"/>
-          <w:sz w:val="20"/>
-        </w:rPr>
-        <w:t>■ 발매년도 : 1984</w:t>
-        <w:br/>
-      </w:r>
-      <w:r>
-        <w:rPr w:rFonts="맑은 고딕">
-          <w:rFonts w:ascii="맑은 고딕" w:hAnsi="맑은 고딕" w:eastAsia="맑은 고딕"/>
-          <w:b w:val="0"/>
-          <w:sz w:val="20"/>
-        </w:rPr>
-        <w:t>■ 장르 : 신스팝 (Synth-pop), 뉴웨이브 (New Wave)</w:t>
-        <w:br/>
-      </w:r>
-      <w:r>
-        <w:rPr w:rFonts="맑은 고딕">
-          <w:rFonts w:ascii="맑은 고딕" w:hAnsi="맑은 고딕" w:eastAsia="맑은 고딕"/>
-          <w:b w:val="0"/>
-          <w:sz w:val="20"/>
-        </w:rPr>
-        <w:t>■ 주요 수록곡 : 1. No More Words</w:t>
-        <w:br/>
+        <w:t>위치 :  215</w:t>
       </w:r>
     </w:p>
     <w:p>
       <w:pPr>
-        <w:spacing w:after="160"/>
+        <w:spacing w:line="324" w:lineRule="auto" w:before="80" w:after="160"/>
       </w:pPr>
       <w:r>
         <w:rPr w:rFonts="맑은 고딕">
           <w:rFonts w:ascii="맑은 고딕" w:hAnsi="맑은 고딕" w:eastAsia="맑은 고딕"/>
           <w:b/>
           <w:color w:val="1F2937"/>
-          <w:sz w:val="24"/>
+          <w:sz w:val="22"/>
         </w:rPr>
-        <w:t>■ 음반 해설 및 감상 가이드</w:t>
+        <w:t xml:space="preserve">[음반 소개] </w:t>
+      </w:r>
+      <w:r>
+        <w:rPr w:rFonts="맑은 고딕">
+          <w:rFonts w:ascii="맑은 고딕" w:hAnsi="맑은 고딕" w:eastAsia="맑은 고딕"/>
+          <w:b w:val="0"/>
+          <w:sz w:val="21"/>
+        </w:rPr>
       </w:r>
     </w:p>
     <w:p>
       <w:pPr>
-        <w:spacing w:line="312" w:lineRule="auto" w:after="120"/>
+        <w:spacing w:line="324" w:lineRule="auto" w:after="120"/>
       </w:pPr>
       <w:r>
         <w:rPr w:rFonts="맑은 고딕">
@@ -108,51 +61,516 @@
           <w:b w:val="0"/>
           <w:sz w:val="21"/>
         </w:rPr>
-        <w:t>1984년에 발매된 앨범 &lt;Love Life&gt;는 미국의 뉴웨이브/신스팝 밴드 베를린(Berlin)의 음악적 정점을 보여주는 대표작입니다. 전작인 미니 앨범 &lt;Pleasure Victim&gt;의 성공으로 대중의 주목을 받은 이들은, 본작을 통해 세련된 멜로디와 전자음악의 완벽한 결합을 이루어냈습니다. 1980년대 신스팝 황금기의 감수성을 그대로 담아낸 이 앨범은, 매혹적인 보컬리스트 테리 논(Terri Nunn)의 강렬한 존재감과 차가우면서도 관능적인 사운드로 세계적인 명성을 얻었습니다.</w:t>
+        <w:t>1980년대 뉴웨이브 신스팝의 황금기를 수놓았던 밴드 베를린(Berlin)의 두 번째 정규 앨범 *Love Life*는 차가운 전자음의 외피 속에 숨겨진 인간 내면의 관능과 서정적 고독을 가장 매혹적으로 길어 올린 명작입니다. 보컬 테리 넌(Terri Nunn)의 치명적이면서도 섬세한 음색은 아날로그 신시사이저의 유려한 질감과 완벽한 조화를 이루며 도시의 밤이 품은 낭만을 한 폭의 유화처럼 펼쳐냅니다. 시대를 앞서간 세련된 일렉트로닉 사운드와 서정적인 멜로디 미학이 절묘한 균형을 이룬 본작은 댄스 팝의 경계를 넘어 80년대 팝 음악이 도달할 수 있었던 가장 우아하고 탐미적인 경지를 선사합니다.</w:t>
       </w:r>
     </w:p>
     <w:p>
       <w:pPr>
-        <w:spacing w:line="312" w:lineRule="auto" w:after="120"/>
+        <w:spacing w:line="324" w:lineRule="auto" w:before="200" w:after="80"/>
       </w:pPr>
+      <w:r>
+        <w:rPr w:rFonts="맑은 고딕">
+          <w:rFonts w:ascii="맑은 고딕" w:hAnsi="맑은 고딕" w:eastAsia="맑은 고딕"/>
+          <w:b/>
+          <w:color w:val="1E3A8A"/>
+          <w:sz w:val="24"/>
+        </w:rPr>
+        <w:t>1. 음반 데이터</w:t>
+      </w:r>
+    </w:p>
+    <w:p>
+      <w:pPr>
+        <w:spacing w:line="324" w:lineRule="auto" w:after="80"/>
+      </w:pPr>
+      <w:r>
+        <w:rPr w:rFonts="맑은 고딕">
+          <w:rFonts w:ascii="맑은 고딕" w:hAnsi="맑은 고딕" w:eastAsia="맑은 고딕"/>
+          <w:b w:val="0"/>
+          <w:color w:val="6B7280"/>
+          <w:sz w:val="21"/>
+        </w:rPr>
+        <w:t xml:space="preserve">· </w:t>
+      </w:r>
+      <w:r>
+        <w:rPr w:rFonts="맑은 고딕">
+          <w:rFonts w:ascii="맑은 고딕" w:hAnsi="맑은 고딕" w:eastAsia="맑은 고딕"/>
+          <w:b/>
+          <w:color w:val="1F2937"/>
+          <w:sz w:val="21"/>
+        </w:rPr>
+        <w:t xml:space="preserve">앨범명: </w:t>
+      </w:r>
       <w:r>
         <w:rPr w:rFonts="맑은 고딕">
           <w:rFonts w:ascii="맑은 고딕" w:hAnsi="맑은 고딕" w:eastAsia="맑은 고딕"/>
           <w:b w:val="0"/>
           <w:sz w:val="21"/>
         </w:rPr>
-        <w:t>음악적으로는 이탈로 디스코와 전자음악의 거장 조르지오 모로더(Giorgio Moroder)와 리치 지토(Richie Zito)의 프로덕션 참여가 빛을 발합니다. 차갑고 기계적인 신디사이저 리프 위에 얹혀진 테리 논의 호소력 짙고 카리스마 넘치는 보컬은 베를린만의 독창적인 음악적 정체성을 완성합니다. 신스팝의 도회적인 감성에 록(Rock) 음악의 날카로운 에너지를 더하여, 앨범 전체에 걸쳐 긴장감과 매혹적인 분위기를 정교하게 유지하고 있습니다.</w:t>
+        <w:t>Love Life</w:t>
       </w:r>
     </w:p>
     <w:p>
       <w:pPr>
-        <w:spacing w:line="312" w:lineRule="auto" w:after="120"/>
+        <w:spacing w:line="324" w:lineRule="auto" w:after="80"/>
       </w:pPr>
+      <w:r>
+        <w:rPr w:rFonts="맑은 고딕">
+          <w:rFonts w:ascii="맑은 고딕" w:hAnsi="맑은 고딕" w:eastAsia="맑은 고딕"/>
+          <w:b w:val="0"/>
+          <w:color w:val="6B7280"/>
+          <w:sz w:val="21"/>
+        </w:rPr>
+        <w:t xml:space="preserve">· </w:t>
+      </w:r>
+      <w:r>
+        <w:rPr w:rFonts="맑은 고딕">
+          <w:rFonts w:ascii="맑은 고딕" w:hAnsi="맑은 고딕" w:eastAsia="맑은 고딕"/>
+          <w:b/>
+          <w:color w:val="1F2937"/>
+          <w:sz w:val="21"/>
+        </w:rPr>
+        <w:t xml:space="preserve">아티스트: </w:t>
+      </w:r>
       <w:r>
         <w:rPr w:rFonts="맑은 고딕">
           <w:rFonts w:ascii="맑은 고딕" w:hAnsi="맑은 고딕" w:eastAsia="맑은 고딕"/>
           <w:b w:val="0"/>
           <w:sz w:val="21"/>
         </w:rPr>
-        <w:t>빌보드 싱글 차트 상위권에 오르며 큰 사랑을 받은 "No More Words"는 중독성 있는 베이스 라인과 리드미컬한 신디사이저 연주가 돋보이는 80년대 신스팝의 정수이며, "Dancing in Berlin"은 특유의 도회적인 감각과 역동적인 비트로 듣는 이의 감각을 사로잡습니다. 또한 감성적인 미디엄 템포의 "When We Make Love"나 신비로운 분위기의 "Touch" 등은 밴드가 가진 다채로운 음악적 스펙트럼과 뛰어난 곡 구성력을 증명합니다.</w:t>
+        <w:t>Berlin (베를린)</w:t>
       </w:r>
     </w:p>
     <w:p>
       <w:pPr>
-        <w:spacing w:line="312" w:lineRule="auto" w:after="120"/>
+        <w:spacing w:line="324" w:lineRule="auto" w:after="80"/>
       </w:pPr>
+      <w:r>
+        <w:rPr w:rFonts="맑은 고딕">
+          <w:rFonts w:ascii="맑은 고딕" w:hAnsi="맑은 고딕" w:eastAsia="맑은 고딕"/>
+          <w:b w:val="0"/>
+          <w:color w:val="6B7280"/>
+          <w:sz w:val="21"/>
+        </w:rPr>
+        <w:t xml:space="preserve">· </w:t>
+      </w:r>
+      <w:r>
+        <w:rPr w:rFonts="맑은 고딕">
+          <w:rFonts w:ascii="맑은 고딕" w:hAnsi="맑은 고딕" w:eastAsia="맑은 고딕"/>
+          <w:b/>
+          <w:color w:val="1F2937"/>
+          <w:sz w:val="21"/>
+        </w:rPr>
+        <w:t xml:space="preserve">발매 정보: </w:t>
+      </w:r>
       <w:r>
         <w:rPr w:rFonts="맑은 고딕">
           <w:rFonts w:ascii="맑은 고딕" w:hAnsi="맑은 고딕" w:eastAsia="맑은 고딕"/>
           <w:b w:val="0"/>
           <w:sz w:val="21"/>
         </w:rPr>
-        <w:t>LP 특유의 아날로그 음원으로 이 앨범을 감상할 때, 80년대 아날로그 신디사이저의 두터운 질감과 섬세하게 다듬어진 믹싱의 매력이 한층 입체적으로 다가옵니다. &lt;Love Life&gt;는 단순한 80년대 팝 음반을 넘어, 당대 뉴웨이브 씬이 도달할 수 있었던 가장 세련되고 아름다운 영역을 보여주는 명반으로서 소장 가치가 매우 높습니다.</w:t>
+        <w:t>1984년 3월 게펜 레코드(Geffen Records)를 통해 발매된 음반으로, 일렉트로닉 팝의 거장 조르지오 모로더(Giorgio Moroder)와 마이크 하울렛(Mike Howlett) 등이 프로듀서로 참여하여 밴드의 음악적 스펙트럼을 메이저 씬의 최정상으로 끌어올린 기념비적 작품입니다.</w:t>
+      </w:r>
+    </w:p>
+    <w:p>
+      <w:pPr>
+        <w:spacing w:line="324" w:lineRule="auto" w:after="80"/>
+      </w:pPr>
+      <w:r>
+        <w:rPr w:rFonts="맑은 고딕">
+          <w:rFonts w:ascii="맑은 고딕" w:hAnsi="맑은 고딕" w:eastAsia="맑은 고딕"/>
+          <w:b w:val="0"/>
+          <w:color w:val="6B7280"/>
+          <w:sz w:val="21"/>
+        </w:rPr>
+        <w:t xml:space="preserve">· </w:t>
+      </w:r>
+      <w:r>
+        <w:rPr w:rFonts="맑은 고딕">
+          <w:rFonts w:ascii="맑은 고딕" w:hAnsi="맑은 고딕" w:eastAsia="맑은 고딕"/>
+          <w:b/>
+          <w:color w:val="1F2937"/>
+          <w:sz w:val="21"/>
+        </w:rPr>
+        <w:t xml:space="preserve">LP 인기도(판매량): </w:t>
+      </w:r>
+      <w:r>
+        <w:rPr w:rFonts="맑은 고딕">
+          <w:rFonts w:ascii="맑은 고딕" w:hAnsi="맑은 고딕" w:eastAsia="맑은 고딕"/>
+          <w:b w:val="0"/>
+          <w:sz w:val="21"/>
+        </w:rPr>
+        <w:t>발매 직후 미국 빌보드 200 차트 28위에 올랐으며, 50만 장 이상의 판매고를 기록하여 미국 음반산업협회(RIAA)로부터 골드(Gold) 디스크 인증을 획득하는 등 대중과 평단의 열렬한 찬사를 받았습니다.</w:t>
+      </w:r>
+    </w:p>
+    <w:p>
+      <w:pPr>
+        <w:spacing w:line="324" w:lineRule="auto" w:after="80"/>
+      </w:pPr>
+      <w:r>
+        <w:rPr w:rFonts="맑은 고딕">
+          <w:rFonts w:ascii="맑은 고딕" w:hAnsi="맑은 고딕" w:eastAsia="맑은 고딕"/>
+          <w:b w:val="0"/>
+          <w:color w:val="6B7280"/>
+          <w:sz w:val="21"/>
+        </w:rPr>
+        <w:t xml:space="preserve">· </w:t>
+      </w:r>
+      <w:r>
+        <w:rPr w:rFonts="맑은 고딕">
+          <w:rFonts w:ascii="맑은 고딕" w:hAnsi="맑은 고딕" w:eastAsia="맑은 고딕"/>
+          <w:b/>
+          <w:color w:val="1F2937"/>
+          <w:sz w:val="21"/>
+        </w:rPr>
+        <w:t xml:space="preserve">각종 수상경력: </w:t>
+      </w:r>
+      <w:r>
+        <w:rPr w:rFonts="맑은 고딕">
+          <w:rFonts w:ascii="맑은 고딕" w:hAnsi="맑은 고딕" w:eastAsia="맑은 고딕"/>
+          <w:b w:val="0"/>
+          <w:sz w:val="21"/>
+        </w:rPr>
+        <w:t>리드 싱글 "No More Words"가 빌보드 핫 100 차트 23위에 오르고 댄스 클럽 차트 상위권을 석권하며 밴드의 독창적인 음악성을 전 세계에 각인시켰고, 이후 글로벌 팝 아이콘으로 자리 잡는 데 결정적인 교두보 역할을 하였습니다.</w:t>
+      </w:r>
+    </w:p>
+    <w:p>
+      <w:pPr>
+        <w:spacing w:line="324" w:lineRule="auto" w:before="200" w:after="80"/>
+      </w:pPr>
+      <w:r>
+        <w:rPr w:rFonts="맑은 고딕">
+          <w:rFonts w:ascii="맑은 고딕" w:hAnsi="맑은 고딕" w:eastAsia="맑은 고딕"/>
+          <w:b/>
+          <w:color w:val="1E3A8A"/>
+          <w:sz w:val="24"/>
+        </w:rPr>
+        <w:t>2. 아티스트 정보</w:t>
+      </w:r>
+    </w:p>
+    <w:p>
+      <w:pPr>
+        <w:spacing w:line="324" w:lineRule="auto" w:after="80"/>
+      </w:pPr>
+      <w:r>
+        <w:rPr w:rFonts="맑은 고딕">
+          <w:rFonts w:ascii="맑은 고딕" w:hAnsi="맑은 고딕" w:eastAsia="맑은 고딕"/>
+          <w:b w:val="0"/>
+          <w:color w:val="6B7280"/>
+          <w:sz w:val="21"/>
+        </w:rPr>
+        <w:t xml:space="preserve">· </w:t>
+      </w:r>
+      <w:r>
+        <w:rPr w:rFonts="맑은 고딕">
+          <w:rFonts w:ascii="맑은 고딕" w:hAnsi="맑은 고딕" w:eastAsia="맑은 고딕"/>
+          <w:b/>
+          <w:color w:val="1F2937"/>
+          <w:sz w:val="21"/>
+        </w:rPr>
+        <w:t xml:space="preserve">국적: </w:t>
+      </w:r>
+      <w:r>
+        <w:rPr w:rFonts="맑은 고딕">
+          <w:rFonts w:ascii="맑은 고딕" w:hAnsi="맑은 고딕" w:eastAsia="맑은 고딕"/>
+          <w:b w:val="0"/>
+          <w:sz w:val="21"/>
+        </w:rPr>
+        <w:t>미국 (미국 캘리포니아주 로스앤젤레스)</w:t>
+      </w:r>
+    </w:p>
+    <w:p>
+      <w:pPr>
+        <w:spacing w:line="324" w:lineRule="auto" w:after="80"/>
+      </w:pPr>
+      <w:r>
+        <w:rPr w:rFonts="맑은 고딕">
+          <w:rFonts w:ascii="맑은 고딕" w:hAnsi="맑은 고딕" w:eastAsia="맑은 고딕"/>
+          <w:b w:val="0"/>
+          <w:color w:val="6B7280"/>
+          <w:sz w:val="21"/>
+        </w:rPr>
+        <w:t xml:space="preserve">· </w:t>
+      </w:r>
+      <w:r>
+        <w:rPr w:rFonts="맑은 고딕">
+          <w:rFonts w:ascii="맑은 고딕" w:hAnsi="맑은 고딕" w:eastAsia="맑은 고딕"/>
+          <w:b/>
+          <w:color w:val="1F2937"/>
+          <w:sz w:val="21"/>
+        </w:rPr>
+        <w:t xml:space="preserve">생몰년도: </w:t>
+      </w:r>
+      <w:r>
+        <w:rPr w:rFonts="맑은 고딕">
+          <w:rFonts w:ascii="맑은 고딕" w:hAnsi="맑은 고딕" w:eastAsia="맑은 고딕"/>
+          <w:b w:val="0"/>
+          <w:sz w:val="21"/>
+        </w:rPr>
+        <w:t>1978년 결성</w:t>
+      </w:r>
+    </w:p>
+    <w:p>
+      <w:pPr>
+        <w:spacing w:line="324" w:lineRule="auto" w:after="80"/>
+      </w:pPr>
+      <w:r>
+        <w:rPr w:rFonts="맑은 고딕">
+          <w:rFonts w:ascii="맑은 고딕" w:hAnsi="맑은 고딕" w:eastAsia="맑은 고딕"/>
+          <w:b w:val="0"/>
+          <w:color w:val="6B7280"/>
+          <w:sz w:val="21"/>
+        </w:rPr>
+        <w:t xml:space="preserve">· </w:t>
+      </w:r>
+      <w:r>
+        <w:rPr w:rFonts="맑은 고딕">
+          <w:rFonts w:ascii="맑은 고딕" w:hAnsi="맑은 고딕" w:eastAsia="맑은 고딕"/>
+          <w:b/>
+          <w:color w:val="1F2937"/>
+          <w:sz w:val="21"/>
+        </w:rPr>
+        <w:t xml:space="preserve">그룹 소속: </w:t>
+      </w:r>
+      <w:r>
+        <w:rPr w:rFonts="맑은 고딕">
+          <w:rFonts w:ascii="맑은 고딕" w:hAnsi="맑은 고딕" w:eastAsia="맑은 고딕"/>
+          <w:b w:val="0"/>
+          <w:sz w:val="21"/>
+        </w:rPr>
+        <w:t>그룹 (뉴웨이브 / 신스팝 밴드)</w:t>
+      </w:r>
+    </w:p>
+    <w:p>
+      <w:pPr>
+        <w:spacing w:line="324" w:lineRule="auto" w:after="80"/>
+      </w:pPr>
+      <w:r>
+        <w:rPr w:rFonts="맑은 고딕">
+          <w:rFonts w:ascii="맑은 고딕" w:hAnsi="맑은 고딕" w:eastAsia="맑은 고딕"/>
+          <w:b w:val="0"/>
+          <w:color w:val="6B7280"/>
+          <w:sz w:val="21"/>
+        </w:rPr>
+        <w:t xml:space="preserve">· </w:t>
+      </w:r>
+      <w:r>
+        <w:rPr w:rFonts="맑은 고딕">
+          <w:rFonts w:ascii="맑은 고딕" w:hAnsi="맑은 고딕" w:eastAsia="맑은 고딕"/>
+          <w:b/>
+          <w:color w:val="1F2937"/>
+          <w:sz w:val="21"/>
+        </w:rPr>
+        <w:t xml:space="preserve">아티스트 소개: </w:t>
+      </w:r>
+      <w:r>
+        <w:rPr w:rFonts="맑은 고딕">
+          <w:rFonts w:ascii="맑은 고딕" w:hAnsi="맑은 고딕" w:eastAsia="맑은 고딕"/>
+          <w:b w:val="0"/>
+          <w:sz w:val="21"/>
+        </w:rPr>
+        <w:t>베를린은 매혹적인 음색과 독보적인 카리스마를 지닌 테리 넌과 천재적인 송라이터 존 크로포드(John Crawford)를 중심으로 결성된 미국의 전설적인 신스팝 밴드입니다. 차갑고 이지적인 유럽풍 일렉트로닉 사운드에 미국 팝 특유의 풍부한 멜로디와 드라마틱한 감성을 융합하여 80년대 뉴웨이브 사조의 독보적인 한 축을 담당했습니다.</w:t>
+      </w:r>
+    </w:p>
+    <w:p>
+      <w:pPr>
+        <w:spacing w:line="324" w:lineRule="auto" w:before="200" w:after="80"/>
+      </w:pPr>
+      <w:r>
+        <w:rPr w:rFonts="맑은 고딕">
+          <w:rFonts w:ascii="맑은 고딕" w:hAnsi="맑은 고딕" w:eastAsia="맑은 고딕"/>
+          <w:b/>
+          <w:color w:val="1E3A8A"/>
+          <w:sz w:val="24"/>
+        </w:rPr>
+        <w:t>3. 음반 상세 분석</w:t>
+      </w:r>
+    </w:p>
+    <w:p>
+      <w:pPr>
+        <w:spacing w:line="324" w:lineRule="auto" w:after="80"/>
+      </w:pPr>
+      <w:r>
+        <w:rPr w:rFonts="맑은 고딕">
+          <w:rFonts w:ascii="맑은 고딕" w:hAnsi="맑은 고딕" w:eastAsia="맑은 고딕"/>
+          <w:b w:val="0"/>
+          <w:color w:val="6B7280"/>
+          <w:sz w:val="21"/>
+        </w:rPr>
+        <w:t xml:space="preserve">· </w:t>
+      </w:r>
+      <w:r>
+        <w:rPr w:rFonts="맑은 고딕">
+          <w:rFonts w:ascii="맑은 고딕" w:hAnsi="맑은 고딕" w:eastAsia="맑은 고딕"/>
+          <w:b/>
+          <w:color w:val="1F2937"/>
+          <w:sz w:val="21"/>
+        </w:rPr>
+        <w:t xml:space="preserve">역사적 위치: </w:t>
+      </w:r>
+      <w:r>
+        <w:rPr w:rFonts="맑은 고딕">
+          <w:rFonts w:ascii="맑은 고딕" w:hAnsi="맑은 고딕" w:eastAsia="맑은 고딕"/>
+          <w:b w:val="0"/>
+          <w:sz w:val="21"/>
+        </w:rPr>
+        <w:t>데뷔 초기 선보였던 도발적이고 거친 에너지를 유려한 팝 프로덕션으로 정제해 낸 수작으로, 신스팝이 상업적 성공과 예술적 깊이를 동시에 성취할 수 있음을 입증한 앨범입니다. 특히 거장 조르지오 모로더와의 만남을 통해 구축한 웅장하고 입체적인 사운드스케이프는 훗날 영화 《탑건》의 불멸의 명곡 "Take My Breath Away"로 이어지는 베를린의 황금기를 여는 출발점이 되었습니다.</w:t>
+      </w:r>
+    </w:p>
+    <w:p>
+      <w:pPr>
+        <w:spacing w:line="324" w:lineRule="auto" w:after="80"/>
+      </w:pPr>
+      <w:r>
+        <w:rPr w:rFonts="맑은 고딕">
+          <w:rFonts w:ascii="맑은 고딕" w:hAnsi="맑은 고딕" w:eastAsia="맑은 고딕"/>
+          <w:b w:val="0"/>
+          <w:color w:val="6B7280"/>
+          <w:sz w:val="21"/>
+        </w:rPr>
+        <w:t xml:space="preserve">· </w:t>
+      </w:r>
+      <w:r>
+        <w:rPr w:rFonts="맑은 고딕">
+          <w:rFonts w:ascii="맑은 고딕" w:hAnsi="맑은 고딕" w:eastAsia="맑은 고딕"/>
+          <w:b/>
+          <w:color w:val="1F2937"/>
+          <w:sz w:val="21"/>
+        </w:rPr>
+        <w:t xml:space="preserve">시대의 흔적(스토리텔링): </w:t>
+      </w:r>
+      <w:r>
+        <w:rPr w:rFonts="맑은 고딕">
+          <w:rFonts w:ascii="맑은 고딕" w:hAnsi="맑은 고딕" w:eastAsia="맑은 고딕"/>
+          <w:b w:val="0"/>
+          <w:sz w:val="21"/>
+        </w:rPr>
+        <w:t>1980년대 네온사인이 번지던 대도시의 화려한 외관 이면에 도사린 현대인의 고립감, 그리고 MTV 혁명과 함께 만개했던 청춘들의 관능적 낭만이 고스란히 투영되어 있습니다. 물질적 풍요 속에서도 진정한 사랑과 교감을 갈망하던 그 시절 젊은이들의 불안과 열정을 아날로그 신시사이저의 찬연한 비트로 승화해 낸 시대의 거울과도 같은 음반입니다.</w:t>
+      </w:r>
+    </w:p>
+    <w:p>
+      <w:pPr>
+        <w:spacing w:line="324" w:lineRule="auto" w:before="200" w:after="80"/>
+      </w:pPr>
+      <w:r>
+        <w:rPr w:rFonts="맑은 고딕">
+          <w:rFonts w:ascii="맑은 고딕" w:hAnsi="맑은 고딕" w:eastAsia="맑은 고딕"/>
+          <w:b/>
+          <w:color w:val="1E3A8A"/>
+          <w:sz w:val="24"/>
+        </w:rPr>
+        <w:t>4. 주요 수록곡 및 감상 제언</w:t>
+      </w:r>
+    </w:p>
+    <w:p>
+      <w:pPr>
+        <w:spacing w:line="324" w:lineRule="auto" w:after="80"/>
+      </w:pPr>
+      <w:r>
+        <w:rPr w:rFonts="맑은 고딕">
+          <w:rFonts w:ascii="맑은 고딕" w:hAnsi="맑은 고딕" w:eastAsia="맑은 고딕"/>
+          <w:b w:val="0"/>
+          <w:color w:val="6B7280"/>
+          <w:sz w:val="21"/>
+        </w:rPr>
+        <w:t xml:space="preserve">· </w:t>
+      </w:r>
+      <w:r>
+        <w:rPr w:rFonts="맑은 고딕">
+          <w:rFonts w:ascii="맑은 고딕" w:hAnsi="맑은 고딕" w:eastAsia="맑은 고딕"/>
+          <w:b/>
+          <w:color w:val="1F2937"/>
+          <w:sz w:val="21"/>
+        </w:rPr>
+        <w:t xml:space="preserve">주요 수록곡 특징: </w:t>
+      </w:r>
+      <w:r>
+        <w:rPr w:rFonts="맑은 고딕">
+          <w:rFonts w:ascii="맑은 고딕" w:hAnsi="맑은 고딕" w:eastAsia="맑은 고딕"/>
+          <w:b w:val="0"/>
+          <w:sz w:val="21"/>
+        </w:rPr>
+        <w:t>박진감 넘치는 베이스라인과 긴박감 있는 신스 리듬이 돋보이는 대표곡 "No More Words"는 밴드의 역동성을 대표하며, 냉전의 기운 속 도시적 우수를 댄서블하게 녹여낸 "Dancing in Berlin"은 시대의 정서를 대변합니다. 또한 몽환적이고 내밀한 서정을 자아내는 "Touch"와 섬세한 발라드 감각이 깃든 "When We Make Love"는 테리 넌의 호소력 짙은 음색과 어우러져 깊은 여운을 남깁니다.</w:t>
+      </w:r>
+    </w:p>
+    <w:p>
+      <w:pPr>
+        <w:spacing w:line="324" w:lineRule="auto" w:after="80"/>
+      </w:pPr>
+      <w:r>
+        <w:rPr w:rFonts="맑은 고딕">
+          <w:rFonts w:ascii="맑은 고딕" w:hAnsi="맑은 고딕" w:eastAsia="맑은 고딕"/>
+          <w:b w:val="0"/>
+          <w:color w:val="6B7280"/>
+          <w:sz w:val="21"/>
+        </w:rPr>
+        <w:t xml:space="preserve">· </w:t>
+      </w:r>
+      <w:r>
+        <w:rPr w:rFonts="맑은 고딕">
+          <w:rFonts w:ascii="맑은 고딕" w:hAnsi="맑은 고딕" w:eastAsia="맑은 고딕"/>
+          <w:b/>
+          <w:color w:val="1F2937"/>
+          <w:sz w:val="21"/>
+        </w:rPr>
+        <w:t xml:space="preserve">빈티지 감상 제언: </w:t>
+      </w:r>
+      <w:r>
+        <w:rPr w:rFonts="맑은 고딕">
+          <w:rFonts w:ascii="맑은 고딕" w:hAnsi="맑은 고딕" w:eastAsia="맑은 고딕"/>
+          <w:b w:val="0"/>
+          <w:sz w:val="21"/>
+        </w:rPr>
+        <w:t>디지털의 정형화된 차가움과는 결을 달리하는 80년대 아날로그 신시사이저의 온기와 도톰한 베이스 질감이 턴테이블 위에서 온전히 되살아납니다. 진공관 앰프를 통해 재생할 때 전자 악기들의 레이어가 한층 부드럽고 풍성하게 감싸 안기며, 바늘이 소리골을 긁어내릴 때 전해지는 미세한 배음은 보컬의 숨결을 더욱 생생하고 입체적으로 전달합니다.</w:t>
+      </w:r>
+    </w:p>
+    <w:p>
+      <w:pPr>
+        <w:spacing w:line="324" w:lineRule="auto" w:after="80"/>
+      </w:pPr>
+      <w:r>
+        <w:rPr w:rFonts="맑은 고딕">
+          <w:rFonts w:ascii="맑은 고딕" w:hAnsi="맑은 고딕" w:eastAsia="맑은 고딕"/>
+          <w:b w:val="0"/>
+          <w:color w:val="6B7280"/>
+          <w:sz w:val="21"/>
+        </w:rPr>
+        <w:t xml:space="preserve">· </w:t>
+      </w:r>
+      <w:r>
+        <w:rPr w:rFonts="맑은 고딕">
+          <w:rFonts w:ascii="맑은 고딕" w:hAnsi="맑은 고딕" w:eastAsia="맑은 고딕"/>
+          <w:b/>
+          <w:color w:val="1F2937"/>
+          <w:sz w:val="21"/>
+        </w:rPr>
+        <w:t xml:space="preserve">소장 가치: </w:t>
+      </w:r>
+      <w:r>
+        <w:rPr w:rFonts="맑은 고딕">
+          <w:rFonts w:ascii="맑은 고딕" w:hAnsi="맑은 고딕" w:eastAsia="맑은 고딕"/>
+          <w:b w:val="0"/>
+          <w:sz w:val="21"/>
+        </w:rPr>
+        <w:t>조르지오 모로더와 베를린의 조우가 빚어낸 찬란한 순간이자 80년대 뉴웨이브의 가장 탐미적인 얼굴을 간직하고 있는 바이닐로서, 시각적인 재킷 아트워크와 더불어 오리지널 아날로그 프레싱만의 독보적인 공간감을 즐길 수 있는 소장 가치 높은 명반입니다.</w:t>
+      </w:r>
+    </w:p>
+    <w:p>
+      <w:pPr>
+        <w:spacing w:line="324" w:lineRule="auto" w:after="120" w:before="160"/>
+      </w:pPr>
+      <w:r>
+        <w:rPr w:rFonts="맑은 고딕">
+          <w:rFonts w:ascii="맑은 고딕" w:hAnsi="맑은 고딕" w:eastAsia="맑은 고딕"/>
+          <w:b/>
+          <w:color w:val="4338CA"/>
+          <w:sz w:val="21"/>
+        </w:rPr>
+        <w:t>이 음반을 통해 80년대 네온 불빛 아래 피어났던 아날로그 신스팝의 순수한 열정과 서정성이 전해주는 감동을 다시 한번 경험해 보시는 것은 어떨까요?</w:t>
       </w:r>
     </w:p>
     <w:sectPr>
       <w:pgSz w:w="12240" w:h="15840"/>
-      <w:pgMar w:top="1440" w:right="1440" w:bottom="1440" w:left="1440" w:header="720" w:footer="720" w:gutter="0"/>
+      <w:pgMar w:top="1152" w:right="1296" w:bottom="1152" w:left="1296" w:header="720" w:footer="720" w:gutter="0"/>
       <w:cols w:space="720"/>
       <w:docGrid w:linePitch="360"/>
     </w:sectPr>

--- a/word_reports/LP_0077_위치_215_Berlin_Love Life.docx
+++ b/word_reports/LP_0077_위치_215_Berlin_Love Life.docx
@@ -32,7 +32,7 @@
     </w:p>
     <w:p>
       <w:pPr>
-        <w:spacing w:line="324" w:lineRule="auto" w:before="80" w:after="160"/>
+        <w:spacing w:line="324" w:lineRule="auto" w:before="80" w:after="120"/>
       </w:pPr>
       <w:r>
         <w:rPr w:rFonts="맑은 고딕">
@@ -42,13 +42,6 @@
           <w:sz w:val="22"/>
         </w:rPr>
         <w:t xml:space="preserve">[음반 소개] </w:t>
-      </w:r>
-      <w:r>
-        <w:rPr w:rFonts="맑은 고딕">
-          <w:rFonts w:ascii="맑은 고딕" w:hAnsi="맑은 고딕" w:eastAsia="맑은 고딕"/>
-          <w:b w:val="0"/>
-          <w:sz w:val="21"/>
-        </w:rPr>
       </w:r>
     </w:p>
     <w:p>
@@ -61,7 +54,33 @@
           <w:b w:val="0"/>
           <w:sz w:val="21"/>
         </w:rPr>
-        <w:t>1980년대 뉴웨이브 신스팝의 황금기를 수놓았던 밴드 베를린(Berlin)의 두 번째 정규 앨범 *Love Life*는 차가운 전자음의 외피 속에 숨겨진 인간 내면의 관능과 서정적 고독을 가장 매혹적으로 길어 올린 명작입니다. 보컬 테리 넌(Terri Nunn)의 치명적이면서도 섬세한 음색은 아날로그 신시사이저의 유려한 질감과 완벽한 조화를 이루며 도시의 밤이 품은 낭만을 한 폭의 유화처럼 펼쳐냅니다. 시대를 앞서간 세련된 일렉트로닉 사운드와 서정적인 멜로디 미학이 절묘한 균형을 이룬 본작은 댄스 팝의 경계를 넘어 80년대 팝 음악이 도달할 수 있었던 가장 우아하고 탐미적인 경지를 선사합니다.</w:t>
+        <w:t>1980년대 초반, 대중음악계는 아날로그 록의 거친 숨결에서 신디사이저가 빚어내는 매혹적인 전자음의 신세계로 급격한 지각변동을 겪고 있었습니다. 그 격변의 소용돌이 한가운데서 미국 로스앤젤레스 출신의 밴드 베를린(Berlin)은 전작 &lt;Pleasure Victim&gt;의 도발적인 성공을 발판 삼아, 한층 원숙하고 치밀해진 두 번째 메이저 정규 앨범 &lt;Love Life&gt;(1984)를 세상에 내놓았습니다. 이 음반은 단순한 신스팝의 유행을 넘어, 차가운 전자음의 외피 속에 꿈틀거리는 인간 내면의 농밀한 욕망과 고독, 그리고 사랑의 본질을 날카로우면서도 우아하게 탐구한 기념비적 역작입니다.</w:t>
+      </w:r>
+    </w:p>
+    <w:p>
+      <w:pPr>
+        <w:spacing w:line="324" w:lineRule="auto" w:after="120"/>
+      </w:pPr>
+      <w:r>
+        <w:rPr w:rFonts="맑은 고딕">
+          <w:rFonts w:ascii="맑은 고딕" w:hAnsi="맑은 고딕" w:eastAsia="맑은 고딕"/>
+          <w:b w:val="0"/>
+          <w:sz w:val="21"/>
+        </w:rPr>
+        <w:t>본작은 유로 일렉트로닉의 거장 조르지오 모로더(Giorgio Moroder)와 뉴웨이브의 명프로듀서 마이크 손(Mike Thorne)의 손길을 거쳐 탄생했습니다. 존 크로포드가 직조해낸 감각적이고 구조적인 베이스 시퀀싱과 신디사이저 텍스처는 유럽풍의 세련된 차가움을 머금고 있으며, 그 위로 흐르는 보컬리스트 테리 넌(Terri Nunn)의 목소리는 은막의 여배우처럼 극적인 서사성과 치명적인 관능미를 뿜어냅니다. 기계적 정밀함과 인간적 감수성이 충돌하며 피워내는 이들의 음악적 스파크는, 당시 팝 음악이 도달할 수 있었던 가장 세련된 형태의 미학을 완성해 냈습니다.</w:t>
+      </w:r>
+    </w:p>
+    <w:p>
+      <w:pPr>
+        <w:spacing w:line="324" w:lineRule="auto" w:after="120"/>
+      </w:pPr>
+      <w:r>
+        <w:rPr w:rFonts="맑은 고딕">
+          <w:rFonts w:ascii="맑은 고딕" w:hAnsi="맑은 고딕" w:eastAsia="맑은 고딕"/>
+          <w:b w:val="0"/>
+          <w:sz w:val="21"/>
+        </w:rPr>
+        <w:t>세월이 흘러 디지털 음원이 범람하는 오늘날에도 &lt;Love Life&gt;가 턴테이블 위에서 여전히 유효한 울림을 주는 이유는, 이 음반이 품고 있는 진솔한 서정성 때문입니다. 네온 불빛 찬란한 도시의 밤 이면에 도사린 단절과 고립, 그 속에서 서로의 체온을 갈구하는 청춘들의 애수는 아날로그 LP의 소리골을 타고 흐르며 시간을 초월한 감정의 파동을 일으킵니다. 훗날 영화 &lt;탑건&gt;의 테마곡으로 세계를 뒤흔들기 직전, 밴드 베를린이 남긴 가장 순수하고도 응축된 예술적 에너지가 바로 이 앨범 속에 고스란히 봉인되어 있습니다.</w:t>
       </w:r>
     </w:p>
     <w:p>
@@ -168,7 +187,7 @@
           <w:b w:val="0"/>
           <w:sz w:val="21"/>
         </w:rPr>
-        <w:t>1984년 3월 게펜 레코드(Geffen Records)를 통해 발매된 음반으로, 일렉트로닉 팝의 거장 조르지오 모로더(Giorgio Moroder)와 마이크 하울렛(Mike Howlett) 등이 프로듀서로 참여하여 밴드의 음악적 스펙트럼을 메이저 씬의 최정상으로 끌어올린 기념비적 작품입니다.</w:t>
+        <w:t>1984년 3월 게펜 레코드(Geffen Records)를 통해 발매되었으며, 일렉트로 팝의 선구자 조르지오 모로더와 마이크 손이 프로듀싱에 참여하여 밴드의 음악적 스펙트럼을 대폭 확장한 역사적 정규 앨범입니다.</w:t>
       </w:r>
     </w:p>
     <w:p>
@@ -199,7 +218,7 @@
           <w:b w:val="0"/>
           <w:sz w:val="21"/>
         </w:rPr>
-        <w:t>발매 직후 미국 빌보드 200 차트 28위에 올랐으며, 50만 장 이상의 판매고를 기록하여 미국 음반산업협회(RIAA)로부터 골드(Gold) 디스크 인증을 획득하는 등 대중과 평단의 열렬한 찬사를 받았습니다.</w:t>
+        <w:t>미국 음반산업협회(RIAA)로부터 50만 장 이상의 판매고를 인정받아 골드(Gold) 인증을 획득하였으며, 빌보드 200 앨범 차트 28위에 오르는 등 상업적으로도 큰 성공을 거두었습니다.</w:t>
       </w:r>
     </w:p>
     <w:p>
@@ -230,7 +249,7 @@
           <w:b w:val="0"/>
           <w:sz w:val="21"/>
         </w:rPr>
-        <w:t>리드 싱글 "No More Words"가 빌보드 핫 100 차트 23위에 오르고 댄스 클럽 차트 상위권을 석권하며 밴드의 독창적인 음악성을 전 세계에 각인시켰고, 이후 글로벌 팝 아이콘으로 자리 잡는 데 결정적인 교두보 역할을 하였습니다.</w:t>
+        <w:t>리드 싱글 "No More Words"가 빌보드 핫 100 차트 23위에 진입하고 MTV 비디오 뮤직 어워드 후보군에 오르는 등, 당대 미디어와 평단으로부터 80년대 신스팝 씬을 대표하는 명반으로 호평받았습니다.</w:t>
       </w:r>
     </w:p>
     <w:p>
@@ -275,7 +294,7 @@
           <w:b w:val="0"/>
           <w:sz w:val="21"/>
         </w:rPr>
-        <w:t>미국 (미국 캘리포니아주 로스앤젤레스)</w:t>
+        <w:t>미국</w:t>
       </w:r>
     </w:p>
     <w:p>
@@ -337,7 +356,7 @@
           <w:b w:val="0"/>
           <w:sz w:val="21"/>
         </w:rPr>
-        <w:t>그룹 (뉴웨이브 / 신스팝 밴드)</w:t>
+        <w:t>그룹</w:t>
       </w:r>
     </w:p>
     <w:p>
@@ -368,7 +387,7 @@
           <w:b w:val="0"/>
           <w:sz w:val="21"/>
         </w:rPr>
-        <w:t>베를린은 매혹적인 음색과 독보적인 카리스마를 지닌 테리 넌과 천재적인 송라이터 존 크로포드(John Crawford)를 중심으로 결성된 미국의 전설적인 신스팝 밴드입니다. 차갑고 이지적인 유럽풍 일렉트로닉 사운드에 미국 팝 특유의 풍부한 멜로디와 드라마틱한 감성을 융합하여 80년대 뉴웨이브 사조의 독보적인 한 축을 담당했습니다.</w:t>
+        <w:t>보컬 테리 넌의 드라마틱하고 매혹적인 음색과 베이시스트 존 크로포드의 천재적인 신스팝 작곡력을 바탕으로 결성된 베를린은, 미국 서해안 특유의 팝 감각에 유럽식 뉴웨이브의 냉소적 아름다움을 결합하여 독보적인 음악 세계를 구축한 전설적인 밴드입니다.</w:t>
       </w:r>
     </w:p>
     <w:p>
@@ -413,7 +432,7 @@
           <w:b w:val="0"/>
           <w:sz w:val="21"/>
         </w:rPr>
-        <w:t>데뷔 초기 선보였던 도발적이고 거친 에너지를 유려한 팝 프로덕션으로 정제해 낸 수작으로, 신스팝이 상업적 성공과 예술적 깊이를 동시에 성취할 수 있음을 입증한 앨범입니다. 특히 거장 조르지오 모로더와의 만남을 통해 구축한 웅장하고 입체적인 사운드스케이프는 훗날 영화 《탑건》의 불멸의 명곡 "Take My Breath Away"로 이어지는 베를린의 황금기를 여는 출발점이 되었습니다.</w:t>
+        <w:t>80년대 뉴웨이브가 단순한 유행가에 머무르지 않고 하나의 확고한 예술적 장르이자 사운드 메이킹의 이정표로 자리 잡는 데 결정적인 기여를 한 작품입니다. 신디사이저와 록 악기의 조화, 그리고 대중적인 훅(Hook)의 완벽한 배치는 이후 등장한 수많은 일렉트로닉 팝 아티스트들에게 지대한 영향을 미쳤습니다.</w:t>
       </w:r>
     </w:p>
     <w:p>
@@ -444,7 +463,7 @@
           <w:b w:val="0"/>
           <w:sz w:val="21"/>
         </w:rPr>
-        <w:t>1980년대 네온사인이 번지던 대도시의 화려한 외관 이면에 도사린 현대인의 고립감, 그리고 MTV 혁명과 함께 만개했던 청춘들의 관능적 낭만이 고스란히 투영되어 있습니다. 물질적 풍요 속에서도 진정한 사랑과 교감을 갈망하던 그 시절 젊은이들의 불안과 열정을 아날로그 신시사이저의 찬연한 비트로 승화해 낸 시대의 거울과도 같은 음반입니다.</w:t>
+        <w:t>1980년대 초중반, MTV의 태동과 함께 시각과 청각이 결합하던 화려한 대중문화의 황금기를 투영하고 있습니다. 차가운 냉전 시대의 공기와 화려한 네온사인 아래에서 방황하던 당시 도시 청춘들의 낭만과 불안, 관능적 사랑의 서사가 음반 전반에 매혹적인 공기로 깃들어 있습니다.</w:t>
       </w:r>
     </w:p>
     <w:p>
@@ -489,7 +508,7 @@
           <w:b w:val="0"/>
           <w:sz w:val="21"/>
         </w:rPr>
-        <w:t>박진감 넘치는 베이스라인과 긴박감 있는 신스 리듬이 돋보이는 대표곡 "No More Words"는 밴드의 역동성을 대표하며, 냉전의 기운 속 도시적 우수를 댄서블하게 녹여낸 "Dancing in Berlin"은 시대의 정서를 대변합니다. 또한 몽환적이고 내밀한 서정을 자아내는 "Touch"와 섬세한 발라드 감각이 깃든 "When We Make Love"는 테리 넌의 호소력 짙은 음색과 어우러져 깊은 여운을 남깁니다.</w:t>
+        <w:t>강렬한 신스 베이스 리프와 중독적인 후렴구가 돋보이는 "No More Words", 유럽적인 퇴폐미와 질주하는 리듬감이 압권인 "Dancing in Berlin", 그리고 서정적인 멜로디 속에 애틋한 정서를 담아낸 "Touch"와 "Now It's My Turn" 등 일렉트로닉 비트와 감성적인 선율의 극치를 감상할 수 있습니다.</w:t>
       </w:r>
     </w:p>
     <w:p>
@@ -520,7 +539,7 @@
           <w:b w:val="0"/>
           <w:sz w:val="21"/>
         </w:rPr>
-        <w:t>디지털의 정형화된 차가움과는 결을 달리하는 80년대 아날로그 신시사이저의 온기와 도톰한 베이스 질감이 턴테이블 위에서 온전히 되살아납니다. 진공관 앰프를 통해 재생할 때 전자 악기들의 레이어가 한층 부드럽고 풍성하게 감싸 안기며, 바늘이 소리골을 긁어내릴 때 전해지는 미세한 배음은 보컬의 숨결을 더욱 생생하고 입체적으로 전달합니다.</w:t>
+        <w:t>초창기 아날로그 신디사이저의 굵고 탄력 있는 저역과 전자 드럼의 정교한 타격감이 돋보이는 음반입니다. 진공관 앰프의 부드럽고 따스한 질감을 통과할 때, 차가운 신스 사운드와 테리 넌의 호흡이 한층 입체적이고 유기적인 온도로 피어오르는 경이로운 순간을 마주할 수 있습니다.</w:t>
       </w:r>
     </w:p>
     <w:p>
@@ -551,7 +570,7 @@
           <w:b w:val="0"/>
           <w:sz w:val="21"/>
         </w:rPr>
-        <w:t>조르지오 모로더와 베를린의 조우가 빚어낸 찬란한 순간이자 80년대 뉴웨이브의 가장 탐미적인 얼굴을 간직하고 있는 바이닐로서, 시각적인 재킷 아트워크와 더불어 오리지널 아날로그 프레싱만의 독보적인 공간감을 즐길 수 있는 소장 가치 높은 명반입니다.</w:t>
+        <w:t>조르지오 모로더와 베를린의 황금기적 결합을 증명하는 결정적 사료이자, 80년대 특유의 아날로그 믹싱 미학이 완벽히 보존된 바이닐로서 대중음악 애호가와 LP 컬렉터 모두에게 대체 불가능한 소장 가치를 지닙니다.</w:t>
       </w:r>
     </w:p>
     <w:p>
@@ -565,7 +584,7 @@
           <w:color w:val="4338CA"/>
           <w:sz w:val="21"/>
         </w:rPr>
-        <w:t>이 음반을 통해 80년대 네온 불빛 아래 피어났던 아날로그 신스팝의 순수한 열정과 서정성이 전해주는 감동을 다시 한번 경험해 보시는 것은 어떨까요?</w:t>
+        <w:t>이 음반을 통해 네온 불빛 가득한 80년대의 서정과 차가운 전자음 속에서 피어나는 뜨거운 사랑의 숨결이 전해주는 감동을 다시 한번 경험해 보시는 것은 어떨까요?</w:t>
       </w:r>
     </w:p>
     <w:sectPr>
